--- a/docs/patent/non-provisional-specification.docx
+++ b/docs/patent/non-provisional-specification.docx
@@ -2,7 +2,7 @@
 <file path=word/document.xml><?xml version="1.0" encoding="utf-8"?>
 <w:document xmlns:w="http://schemas.openxmlformats.org/wordprocessingml/2006/main" xmlns:m="http://schemas.openxmlformats.org/officeDocument/2006/math" xmlns:r="http://schemas.openxmlformats.org/officeDocument/2006/relationships" xmlns:o="urn:schemas-microsoft-com:office:office" xmlns:v="urn:schemas-microsoft-com:vml" xmlns:w10="urn:schemas-microsoft-com:office:word" xmlns:a="http://schemas.openxmlformats.org/drawingml/2006/main" xmlns:pic="http://schemas.openxmlformats.org/drawingml/2006/picture" xmlns:wp="http://schemas.openxmlformats.org/drawingml/2006/wordprocessingDrawing">
   <w:body>
-    <w:bookmarkStart w:id="41" w:name="non-provisional-patent-application"/>
+    <w:bookmarkStart w:id="40" w:name="non-provisional-patent-application"/>
     <w:p>
       <w:pPr>
         <w:pStyle w:val="Heading1"/>
@@ -3715,7 +3715,7 @@
         </w:numPr>
       </w:pPr>
       <w:r>
-        <w:t xml:space="preserve">The system of claim 1, wherein open questions within specification artifacts are tagged with machine-readable metadata comprising a type field indicating the responsible review domain and a blocking field indicating whether the question prevents phase advancement, and wherein a phase gate enforces resolution of all open questions — both blocking and non-blocking — before permitting lifecycle phase transition.</w:t>
+        <w:t xml:space="preserve">The system of claim 1, wherein open questions within specification artifacts are tagged with machine-readable metadata comprising a type field indicating the responsible review domain and a blocking field indicating whether the question prevents phase advancement, and wherein a phase gate enforces resolution of all open questions, including both blocking and non-blocking questions, before permitting lifecycle phase transition.</w:t>
       </w:r>
     </w:p>
     <w:p>
@@ -3770,7 +3770,7 @@
         </w:numPr>
       </w:pPr>
       <w:r>
-        <w:t xml:space="preserve">The system of claim 4, wherein the enforcement gate modules verify product-domain compliance including specification adherence to upstream product requirements, brand token consistency with authoritative brand guidelines, design decision integrity across specification chain artifacts, and cross-phase artifact coherence — in addition to or instead of security, safety, or code quality compliance.</w:t>
+        <w:t xml:space="preserve">The system of claim 4, wherein the enforcement gate modules verify product-domain compliance including specification adherence to upstream product requirements, brand token consistency with authoritative brand guidelines, design decision integrity across specification chain artifacts, and cross-phase artifact coherence, in addition to or instead of security, safety, or code quality compliance.</w:t>
       </w:r>
     </w:p>
     <w:p>
@@ -3937,124 +3937,11 @@
         <w:pStyle w:val="FirstParagraph"/>
       </w:pPr>
       <w:r>
-        <w:t xml:space="preserve">A system and method for deterministic platform-enforced orchestration of stateless artificial intelligence agents across multi-phase expert workflows, wherein a version control repository serves as the sole authoritative state store. Workflow phases are inferred from version control state (branch existence, file merge status) without a separate database. AI agents are stateless functions receiving fresh context on each invocation, enabling deterministic replay. Specification artifacts are validated synchronously against upstream documents with re-read verification enforcing human compliance. A single agent switches behavioral modes based on detected phase via system prompt injection. All tenant-specific configuration is externalized to a workspace configuration object, enabling zero-code-change multi-tenant onboarding. Open questions within specifications are tagged with machine-readable metadata enabling automated phase gating. Agent behavior compliance is verified by deterministic platform enforcement gates that operate independently of prompt instructions, correcting non-compliant agent output structurally — enforcing product-domain concerns including specification adherence, brand consistency, and cross-phase artifact coherence. A cross-phase escalation protocol enables downstream agents to invoke upstream agents directly in the current conversation thread. A closed-loop adaptation mechanism feeds production outcome metrics back into agent behavioral parameters, enabling self-improvement without human intervention. Multiple domain-specific specification chains are composed through typed handoff interfaces for cross-domain coordination. The platform autonomously generates new agent configurations including enforcement rules without code changes, enabling self-extension to new domains. The invention is applicable to any domain requiring coordinated multi-phase expert workflows including software development, finance, marketing, sales, and go-to-market planning.</w:t>
-      </w:r>
-    </w:p>
-    <w:p>
-      <w:r>
-        <w:pict>
-          <v:rect style="width:0;height:1.5pt" o:hralign="center" o:hrstd="t" o:hr="t"/>
-        </w:pict>
+        <w:t xml:space="preserve">A system and method for orchestrating stateless AI agents across multi-phase expert workflows using version control as the sole state store, wherein workflow phases are inferred from branch and file state without a separate database, agents receive fresh relevance-filtered context on each stateless invocation, specification artifacts are validated synchronously against upstream documents with re-read verification, deterministic platform enforcement gates verify agent behavior compliance independently of prompt instructions, a cross-phase escalation protocol enables downstream agents to invoke upstream agents within the current conversation thread, production outcome metrics feed back into agent behavioral parameters via closed-loop adaptation, multiple domain-specific specification chains compose through typed handoff interfaces, and the platform autonomously generates new agent configurations including enforcement rules without code changes, applicable to any domain requiring coordinated multi-phase expert workflows.</w:t>
       </w:r>
     </w:p>
     <w:bookmarkEnd w:id="39"/>
-    <w:bookmarkStart w:id="40" w:name="notes-for-filing"/>
-    <w:p>
-      <w:pPr>
-        <w:pStyle w:val="Heading2"/>
-      </w:pPr>
-      <w:r>
-        <w:t xml:space="preserve">Notes for Filing</w:t>
-      </w:r>
-    </w:p>
-    <w:p>
-      <w:pPr>
-        <w:pStyle w:val="FirstParagraph"/>
-      </w:pPr>
-      <w:r>
-        <w:rPr>
-          <w:i/>
-          <w:iCs/>
-        </w:rPr>
-        <w:t xml:space="preserve">[INTERNAL — remove before filing]</w:t>
-      </w:r>
-    </w:p>
-    <w:p>
-      <w:pPr>
-        <w:pStyle w:val="Compact"/>
-        <w:numPr>
-          <w:ilvl w:val="0"/>
-          <w:numId w:val="1020"/>
-        </w:numPr>
-      </w:pPr>
-      <w:r>
-        <w:t xml:space="preserve">Complete formal drawings (FIGs. 1–17)</w:t>
-      </w:r>
-    </w:p>
-    <w:p>
-      <w:pPr>
-        <w:pStyle w:val="Compact"/>
-        <w:numPr>
-          <w:ilvl w:val="0"/>
-          <w:numId w:val="1021"/>
-        </w:numPr>
-      </w:pPr>
-      <w:r>
-        <w:t xml:space="preserve">Final prior art search verification</w:t>
-      </w:r>
-    </w:p>
-    <w:p>
-      <w:pPr>
-        <w:pStyle w:val="Compact"/>
-        <w:numPr>
-          <w:ilvl w:val="0"/>
-          <w:numId w:val="1022"/>
-        </w:numPr>
-      </w:pPr>
-      <w:r>
-        <w:t xml:space="preserve">Review all claims for independent defensibility</w:t>
-      </w:r>
-    </w:p>
-    <w:p>
-      <w:pPr>
-        <w:pStyle w:val="Compact"/>
-        <w:numPr>
-          <w:ilvl w:val="0"/>
-          <w:numId w:val="1023"/>
-        </w:numPr>
-      </w:pPr>
-      <w:r>
-        <w:t xml:space="preserve">Prepare Application Data Sheet (ADS)</w:t>
-      </w:r>
-    </w:p>
-    <w:p>
-      <w:pPr>
-        <w:pStyle w:val="Compact"/>
-        <w:numPr>
-          <w:ilvl w:val="0"/>
-          <w:numId w:val="1024"/>
-        </w:numPr>
-      </w:pPr>
-      <w:r>
-        <w:t xml:space="preserve">Prepare Inventor’s Oath/Declaration (PTO/AIA/01)</w:t>
-      </w:r>
-    </w:p>
-    <w:p>
-      <w:pPr>
-        <w:pStyle w:val="Compact"/>
-        <w:numPr>
-          <w:ilvl w:val="0"/>
-          <w:numId w:val="1025"/>
-        </w:numPr>
-      </w:pPr>
-      <w:r>
-        <w:t xml:space="preserve">Convert to DOCX format for USPTO filing (avoids $400 non-DOCX surcharge)</w:t>
-      </w:r>
-    </w:p>
-    <w:p>
-      <w:pPr>
-        <w:pStyle w:val="Compact"/>
-        <w:numPr>
-          <w:ilvl w:val="0"/>
-          <w:numId w:val="1026"/>
-        </w:numPr>
-      </w:pPr>
-      <w:r>
-        <w:t xml:space="preserve">File via Patent Center as Small Entity</w:t>
-      </w:r>
-    </w:p>
     <w:bookmarkEnd w:id="40"/>
-    <w:bookmarkEnd w:id="41"/>
     <w:sectPr>
       <w:pgSz w:h="15840" w:w="12240"/>
       <w:pgMar w:bottom="1440" w:footer="720" w:gutter="0" w:header="720" w:left="1800" w:right="1800" w:top="1440"/>
@@ -4774,82 +4661,6 @@
       <w:start w:val="25"/>
       <w:numFmt w:val="decimal"/>
       <w:lvlText w:val="%9."/>
-      <w:lvlJc w:val="left"/>
-      <w:pPr>
-        <w:ind w:left="6480" w:hanging="360"/>
-      </w:pPr>
-    </w:lvl>
-  </w:abstractNum>
-  <w:abstractNum w:abstractNumId="992">
-    <w:nsid w:val="0000A992"/>
-    <w:multiLevelType w:val="multilevel"/>
-    <w:lvl w:ilvl="0">
-      <w:numFmt w:val="bullet"/>
-      <w:lvlText w:val="☐"/>
-      <w:lvlJc w:val="left"/>
-      <w:pPr>
-        <w:ind w:left="720" w:hanging="360"/>
-      </w:pPr>
-    </w:lvl>
-    <w:lvl w:ilvl="1">
-      <w:numFmt w:val="bullet"/>
-      <w:lvlText w:val="☐"/>
-      <w:lvlJc w:val="left"/>
-      <w:pPr>
-        <w:ind w:left="1440" w:hanging="360"/>
-      </w:pPr>
-    </w:lvl>
-    <w:lvl w:ilvl="2">
-      <w:numFmt w:val="bullet"/>
-      <w:lvlText w:val="☐"/>
-      <w:lvlJc w:val="left"/>
-      <w:pPr>
-        <w:ind w:left="2160" w:hanging="360"/>
-      </w:pPr>
-    </w:lvl>
-    <w:lvl w:ilvl="3">
-      <w:numFmt w:val="bullet"/>
-      <w:lvlText w:val="☐"/>
-      <w:lvlJc w:val="left"/>
-      <w:pPr>
-        <w:ind w:left="2880" w:hanging="360"/>
-      </w:pPr>
-    </w:lvl>
-    <w:lvl w:ilvl="4">
-      <w:numFmt w:val="bullet"/>
-      <w:lvlText w:val="☐"/>
-      <w:lvlJc w:val="left"/>
-      <w:pPr>
-        <w:ind w:left="3600" w:hanging="360"/>
-      </w:pPr>
-    </w:lvl>
-    <w:lvl w:ilvl="5">
-      <w:numFmt w:val="bullet"/>
-      <w:lvlText w:val="☐"/>
-      <w:lvlJc w:val="left"/>
-      <w:pPr>
-        <w:ind w:left="4320" w:hanging="360"/>
-      </w:pPr>
-    </w:lvl>
-    <w:lvl w:ilvl="6">
-      <w:numFmt w:val="bullet"/>
-      <w:lvlText w:val="☐"/>
-      <w:lvlJc w:val="left"/>
-      <w:pPr>
-        <w:ind w:left="5040" w:hanging="360"/>
-      </w:pPr>
-    </w:lvl>
-    <w:lvl w:ilvl="7">
-      <w:numFmt w:val="bullet"/>
-      <w:lvlText w:val="☐"/>
-      <w:lvlJc w:val="left"/>
-      <w:pPr>
-        <w:ind w:left="5760" w:hanging="360"/>
-      </w:pPr>
-    </w:lvl>
-    <w:lvl w:ilvl="8">
-      <w:numFmt w:val="bullet"/>
-      <w:lvlText w:val="☐"/>
       <w:lvlJc w:val="left"/>
       <w:pPr>
         <w:ind w:left="6480" w:hanging="360"/>
@@ -5240,27 +5051,6 @@
       <w:startOverride w:val="25"/>
     </w:lvlOverride>
   </w:num>
-  <w:num w:numId="1020">
-    <w:abstractNumId w:val="992"/>
-  </w:num>
-  <w:num w:numId="1021">
-    <w:abstractNumId w:val="992"/>
-  </w:num>
-  <w:num w:numId="1022">
-    <w:abstractNumId w:val="992"/>
-  </w:num>
-  <w:num w:numId="1023">
-    <w:abstractNumId w:val="992"/>
-  </w:num>
-  <w:num w:numId="1024">
-    <w:abstractNumId w:val="992"/>
-  </w:num>
-  <w:num w:numId="1025">
-    <w:abstractNumId w:val="992"/>
-  </w:num>
-  <w:num w:numId="1026">
-    <w:abstractNumId w:val="992"/>
-  </w:num>
 </w:numbering>
 </file>
 

--- a/docs/patent/non-provisional-specification.docx
+++ b/docs/patent/non-provisional-specification.docx
@@ -2,7 +2,7 @@
 <file path=word/document.xml><?xml version="1.0" encoding="utf-8"?>
 <w:document xmlns:w="http://schemas.openxmlformats.org/wordprocessingml/2006/main" xmlns:m="http://schemas.openxmlformats.org/officeDocument/2006/math" xmlns:r="http://schemas.openxmlformats.org/officeDocument/2006/relationships" xmlns:o="urn:schemas-microsoft-com:office:office" xmlns:v="urn:schemas-microsoft-com:vml" xmlns:w10="urn:schemas-microsoft-com:office:word" xmlns:a="http://schemas.openxmlformats.org/drawingml/2006/main" xmlns:pic="http://schemas.openxmlformats.org/drawingml/2006/picture" xmlns:wp="http://schemas.openxmlformats.org/drawingml/2006/wordprocessingDrawing">
   <w:body>
-    <w:bookmarkStart w:id="40" w:name="non-provisional-patent-application"/>
+    <w:bookmarkStart w:id="38" w:name="non-provisional-patent-application"/>
     <w:p>
       <w:pPr>
         <w:pStyle w:val="Heading1"/>
@@ -3569,7 +3569,7 @@
     </w:p>
     <w:bookmarkEnd w:id="32"/>
     <w:bookmarkEnd w:id="33"/>
-    <w:bookmarkStart w:id="38" w:name="claims"/>
+    <w:bookmarkStart w:id="36" w:name="claims"/>
     <w:p>
       <w:pPr>
         <w:pStyle w:val="Heading2"/>
@@ -3578,13 +3578,13 @@
         <w:t xml:space="preserve">Claims</w:t>
       </w:r>
     </w:p>
-    <w:bookmarkStart w:id="34" w:name="independent-system-claims"/>
+    <w:bookmarkStart w:id="34" w:name="independent-claims"/>
     <w:p>
       <w:pPr>
         <w:pStyle w:val="Heading3"/>
       </w:pPr>
       <w:r>
-        <w:t xml:space="preserve">Independent System Claims</w:t>
+        <w:t xml:space="preserve">Independent Claims</w:t>
       </w:r>
     </w:p>
     <w:p>
@@ -3606,7 +3606,7 @@
         </w:numPr>
       </w:pPr>
       <w:r>
-        <w:t xml:space="preserve">A computer-implemented system for enforcing consistency between specification artifacts and upstream authoritative documents in multi-phase expert workflows, comprising: a conflict detection module that synchronously validates a proposed specification artifact against one or more upstream documents stored in a version control repository; a blocking gate that prevents commitment of the artifact upon detecting a contradiction; and a verification module that re-reads the upstream document from the version control repository to confirm a claimed update was committed before permitting the blocked operation to proceed.</w:t>
+        <w:t xml:space="preserve">A computer-implemented method for orchestrating stateless AI agents across multi-phase expert workflows, comprising: inferring a current workflow phase for a feature by evaluating version control repository state including branch existence and file merge status, without querying a separate database; constructing an agent invocation payload comprising a programmatically-built system prompt, an externally-persisted conversation history, and context filtered from version control documents by a secondary language model; invoking an AI agent function with said payload; and returning the agent response to the calling layer without persisting agent state.</w:t>
       </w:r>
     </w:p>
     <w:p>
@@ -3617,50 +3617,17 @@
         </w:numPr>
       </w:pPr>
       <w:r>
-        <w:t xml:space="preserve">A computer-implemented multi-tenant AI agent deployment system, comprising: a workspace configuration object that externalizes all tenant-specific coordinates including product identifiers, repository references, communication channel identifiers, and routing rules; one or more AI agent functions that reference said configuration object for all tenant-specific values and contain no tenant-specific string literals; and a continuous integration enforcement mechanism that fails any code change introducing tenant-specific literals into agent or routing logic.</w:t>
-      </w:r>
-    </w:p>
-    <w:p>
-      <w:pPr>
-        <w:numPr>
-          <w:ilvl w:val="0"/>
-          <w:numId w:val="1016"/>
-        </w:numPr>
-      </w:pPr>
-      <w:r>
-        <w:t xml:space="preserve">A computer-implemented system for deterministic enforcement of AI agent behavior in multi-phase expert workflows, comprising: one or more AI agent functions that produce output in response to human input; a plurality of independent enforcement gate modules that evaluate agent output after each invocation to verify that required behaviors occurred, said enforcement gates operating independently of prompt instructions provided to the AI agent; and a correction module that triggers required behaviors when the enforcement gates detect that the agent failed to perform them, regardless of the agent’s prompt instructions, such that the system’s behavioral correctness does not depend on the language model’s compliance with prompt instructions.</w:t>
-      </w:r>
-    </w:p>
-    <w:p>
-      <w:pPr>
-        <w:numPr>
-          <w:ilvl w:val="0"/>
-          <w:numId w:val="1016"/>
-        </w:numPr>
-      </w:pPr>
-      <w:r>
-        <w:t xml:space="preserve">A computer-implemented system for closed-loop outcome-driven adaptation of AI agent behavior, comprising: one or more AI agent functions that produce specification artifacts through multi-phase expert workflows; a metric collection module that receives production outcome metrics from deployed artifacts; an outcome attribution module that traces production metrics to specific specification chain decisions via version-control audit trail; and a behavioral parameter adjustment module that modifies agent behavioral parameters for future invocations based on attributed outcomes, such that the system self-improves without human intervention.</w:t>
-      </w:r>
-    </w:p>
-    <w:p>
-      <w:pPr>
-        <w:numPr>
-          <w:ilvl w:val="0"/>
-          <w:numId w:val="1016"/>
-        </w:numPr>
-      </w:pPr>
-      <w:r>
-        <w:t xml:space="preserve">A computer-implemented system for autonomous generation of AI agent configurations, comprising: an existing set of agent configurations each defining a persona, behavioral rules, enforcement gates, rubric criteria, and specification chain position; a domain analysis module that determines where a new agent fits within the existing specification chain based on upstream dependencies and downstream consumers; a configuration generation module that produces a new agent configuration including persona, enforcement rules, and rubric criteria as declarative artifacts stored in version control; and a validation module that verifies the generated configuration conforms to the platform’s agent contract before activation.</w:t>
+        <w:t xml:space="preserve">A non-transitory computer-readable medium storing instructions that, when executed by one or more processors, implement a system for orchestrating stateless AI agents across multi-phase expert workflows, the instructions causing the processors to: infer workflow phase from version control repository state without reference to a separate database; construct per-invocation agent payloads comprising programmatically-built system prompts, externally-persisted conversation histories, and relevance-filtered version control context; invoke AI agent functions statelessly; detect conflicts between specification artifacts and upstream authoritative documents synchronously before committing artifacts to the version control repository; and verify agent behavior compliance through deterministic platform enforcement gates operating independently of prompt instructions.</w:t>
       </w:r>
     </w:p>
     <w:bookmarkEnd w:id="34"/>
-    <w:bookmarkStart w:id="35" w:name="dependent-system-claims"/>
+    <w:bookmarkStart w:id="35" w:name="dependent-claims"/>
     <w:p>
       <w:pPr>
         <w:pStyle w:val="Heading3"/>
       </w:pPr>
       <w:r>
-        <w:t xml:space="preserve">Dependent System Claims</w:t>
+        <w:t xml:space="preserve">Dependent Claims</w:t>
       </w:r>
     </w:p>
     <w:p>
@@ -3671,7 +3638,7 @@
         </w:numPr>
       </w:pPr>
       <w:r>
-        <w:t xml:space="preserve">The system of claim 1, wherein phase transitions are triggered by standard version control operations including branch creation and pull request merge, without requiring explicit workflow commands or external state updates.</w:t>
+        <w:t xml:space="preserve">The system of claim 1, further comprising a conflict detection module that synchronously validates a proposed specification artifact against one or more upstream documents stored in the version control repository, a blocking gate that prevents commitment of the artifact upon detecting a contradiction, and a verification module that re-reads the upstream document from the version control repository to confirm a claimed update was committed before permitting the blocked operation to proceed.</w:t>
       </w:r>
     </w:p>
     <w:p>
@@ -3682,7 +3649,7 @@
         </w:numPr>
       </w:pPr>
       <w:r>
-        <w:t xml:space="preserve">The system of claim 1, wherein each stateless AI agent function constructs an invocation payload comprising: a system prompt built programmatically from a workspace configuration object, split into a stable block marked for prompt caching and a dynamic block containing current specification state; an externally-persisted conversation history array passed in full on each invocation, with older messages summarized by a secondary language model when the history exceeds a configurable threshold rather than truncated; and context excerpts loaded in parallel from the version control repository and filtered for relevance by a secondary language model prior to injection.</w:t>
+        <w:t xml:space="preserve">The system of claim 1, further comprising a workspace configuration object that externalizes all tenant-specific coordinates including product identifiers, repository references, communication channel identifiers, and routing rules, wherein the AI agent functions reference said configuration object for all tenant-specific values and contain no tenant-specific string literals, and a continuous integration enforcement mechanism fails any code change introducing tenant-specific literals into agent or routing logic.</w:t>
       </w:r>
     </w:p>
     <w:p>
@@ -3693,7 +3660,7 @@
         </w:numPr>
       </w:pPr>
       <w:r>
-        <w:t xml:space="preserve">The system of claim 1, wherein a single AI agent dynamically switches behavioral modes based on detected lifecycle phase by receiving different system prompt injections while maintaining continuous conversation history, without routing to a separate agent instance.</w:t>
+        <w:t xml:space="preserve">The system of claim 1, further comprising a plurality of independent enforcement gate modules that evaluate agent output after each invocation to verify that required behaviors occurred, said enforcement gates operating independently of prompt instructions provided to the AI agent, and a correction module that triggers required behaviors when the enforcement gates detect that the agent failed to perform them, regardless of the agent’s prompt instructions, such that the system’s behavioral correctness does not depend on the language model’s compliance with prompt instructions.</w:t>
       </w:r>
     </w:p>
     <w:p>
@@ -3704,7 +3671,7 @@
         </w:numPr>
       </w:pPr>
       <w:r>
-        <w:t xml:space="preserve">The system of claim 1, wherein CI/CD pipeline logic is centralized in a dedicated platform repository and consumed by application repositories via a reusable workflow invocation mechanism, with no pipeline logic duplicated in application repositories.</w:t>
+        <w:t xml:space="preserve">The system of claim 1, further comprising a metric collection module that receives production outcome metrics from deployed artifacts, an outcome attribution module that traces production metrics to specific specification chain decisions via version-control audit trail, and a behavioral parameter adjustment module that modifies agent behavioral parameters for future invocations based on attributed outcomes, such that the system self-improves without human intervention.</w:t>
       </w:r>
     </w:p>
     <w:p>
@@ -3715,7 +3682,7 @@
         </w:numPr>
       </w:pPr>
       <w:r>
-        <w:t xml:space="preserve">The system of claim 1, wherein open questions within specification artifacts are tagged with machine-readable metadata comprising a type field indicating the responsible review domain and a blocking field indicating whether the question prevents phase advancement, and wherein a phase gate enforces resolution of all open questions, including both blocking and non-blocking questions, before permitting lifecycle phase transition.</w:t>
+        <w:t xml:space="preserve">The system of claim 1, further comprising a domain analysis module that determines where a new agent fits within an existing specification chain based on upstream dependencies and downstream consumers, a configuration generation module that produces a new agent configuration including persona, enforcement rules, and rubric criteria as declarative artifacts stored in version control, and a validation module that verifies the generated configuration conforms to the platform’s agent contract before activation.</w:t>
       </w:r>
     </w:p>
     <w:p>
@@ -3726,7 +3693,7 @@
         </w:numPr>
       </w:pPr>
       <w:r>
-        <w:t xml:space="preserve">The system of claim 1, further comprising a human interaction layer that is decoupled from agent orchestration logic via a defined event protocol, wherein substitution of one interface implementation for another requires no modification to agent, routing, state management, or conflict detection components.</w:t>
+        <w:t xml:space="preserve">The system of claim 1, wherein phase transitions are triggered by standard version control operations including branch creation and pull request merge, without requiring explicit workflow commands or external state updates.</w:t>
       </w:r>
     </w:p>
     <w:p>
@@ -3737,7 +3704,7 @@
         </w:numPr>
       </w:pPr>
       <w:r>
-        <w:t xml:space="preserve">The system of claim 1, further comprising a monitoring dashboard that derives all displayed state from the version control repository without a separate data store, the dashboard providing real-time visibility into lifecycle phase status, unresolved open questions, conflict detection history, agent activity derived from commit history, and cross-workspace workflow health metrics.</w:t>
+        <w:t xml:space="preserve">The system of claim 1, wherein each stateless AI agent function constructs an invocation payload comprising: a system prompt built programmatically from the workspace configuration object, split into a stable block marked for prompt caching and a dynamic block containing current specification state; an externally-persisted conversation history array passed in full on each invocation, with older messages summarized by a secondary language model when the history exceeds a configurable threshold rather than truncated; and context excerpts loaded in parallel from the version control repository and filtered for relevance by a secondary language model prior to injection.</w:t>
       </w:r>
     </w:p>
     <w:p>
@@ -3748,7 +3715,7 @@
         </w:numPr>
       </w:pPr>
       <w:r>
-        <w:t xml:space="preserve">The system of claim 1, wherein each AI agent in a sequence of workflow phases is required to load the complete set of all upstream approved specification artifacts from the version control repository before producing any output, and wherein conflict detection enforces that no downstream artifact contradicts any upstream artifact in the chain, such that the complete derivation history of a workflow item from initial intent to final output is traceable through version-controlled artifacts.</w:t>
+        <w:t xml:space="preserve">The system of claim 1, wherein a single AI agent dynamically switches behavioral modes based on detected lifecycle phase by receiving different system prompt injections while maintaining continuous conversation history, without routing to a separate agent instance.</w:t>
       </w:r>
     </w:p>
     <w:p>
@@ -3759,7 +3726,7 @@
         </w:numPr>
       </w:pPr>
       <w:r>
-        <w:t xml:space="preserve">The system of claim 4, wherein the plurality of independent enforcement gate modules comprises: a pre-run structural gate that evaluates version control and platform state before agent invocation to determine if required actions should be triggered regardless of agent behavior; a post-run output verification gate that inspects agent responses for required elements including tool calls, structured tags, and prose patterns; a state-based finalization gate that blocks irreversible operations when platform-detected conditions are not met; an always-on proactive audit that runs on every message and injects findings into agent context as platform notices; and a fallback classification gate using a secondary language model to resolve ambiguous output.</w:t>
+        <w:t xml:space="preserve">The system of claim 1, wherein open questions within specification artifacts are tagged with machine-readable metadata comprising a type field indicating the responsible review domain and a blocking field indicating whether the question prevents phase advancement, and wherein a phase gate enforces resolution of all open questions, including both blocking and non-blocking questions, before permitting lifecycle phase transition.</w:t>
       </w:r>
     </w:p>
     <w:p>
@@ -3770,7 +3737,7 @@
         </w:numPr>
       </w:pPr>
       <w:r>
-        <w:t xml:space="preserve">The system of claim 4, wherein the enforcement gate modules verify product-domain compliance including specification adherence to upstream product requirements, brand token consistency with authoritative brand guidelines, design decision integrity across specification chain artifacts, and cross-phase artifact coherence, in addition to or instead of security, safety, or code quality compliance.</w:t>
+        <w:t xml:space="preserve">The system of claim 1, wherein each AI agent in a sequence of workflow phases is required to load the complete set of all upstream approved specification artifacts from the version control repository before producing any output, and wherein conflict detection enforces that no downstream artifact contradicts any upstream artifact in the chain, such that the complete derivation history of a workflow item from initial intent to final output is traceable through version-controlled artifacts.</w:t>
       </w:r>
     </w:p>
     <w:p>
@@ -3781,7 +3748,7 @@
         </w:numPr>
       </w:pPr>
       <w:r>
-        <w:t xml:space="preserve">The system of claim 5, wherein the production outcome metrics include one or more of: user adoption rates, revenue impact, deployment reliability, customer acquisition metrics, engagement metrics, and retention metrics; and wherein the behavioral parameter adjustment module adjusts one or more of: rubric criteria weights, agent persona emphasis, context injection priority, and escalation sensitivity thresholds.</w:t>
+        <w:t xml:space="preserve">The system of claim 6, wherein the plurality of independent enforcement gate modules comprises: a pre-run structural gate that evaluates version control and platform state before agent invocation to determine if required actions should be triggered regardless of agent behavior; a post-run output verification gate that inspects agent responses for required elements including tool calls, structured tags, and prose patterns; a state-based finalization gate that blocks irreversible operations when platform-detected conditions are not met; an always-on proactive audit that runs on every message and injects findings into agent context as platform notices; and a fallback classification gate using a secondary language model to resolve ambiguous output.</w:t>
       </w:r>
     </w:p>
     <w:p>
@@ -3792,126 +3759,62 @@
         </w:numPr>
       </w:pPr>
       <w:r>
-        <w:t xml:space="preserve">The system of claim 6, wherein the generated agent configuration includes enforcement rules expressed as declarative configuration consumed by an existing enforcement engine, such that the new agent inherits the same deterministic enforcement architecture as existing agents without additional enforcement code.</w:t>
-      </w:r>
-    </w:p>
-    <w:bookmarkEnd w:id="35"/>
-    <w:bookmarkStart w:id="36" w:name="independent-method-claims"/>
-    <w:p>
-      <w:pPr>
-        <w:pStyle w:val="Heading3"/>
-      </w:pPr>
-      <w:r>
-        <w:t xml:space="preserve">Independent Method Claims</w:t>
+        <w:t xml:space="preserve">The system of claim 6, wherein the enforcement gate modules verify product-domain compliance including specification adherence to upstream product requirements, brand token consistency with authoritative brand guidelines, design decision integrity across specification chain artifacts, and cross-phase artifact coherence, in addition to or instead of security, safety, or code quality compliance.</w:t>
       </w:r>
     </w:p>
     <w:p>
       <w:pPr>
         <w:numPr>
           <w:ilvl w:val="0"/>
-          <w:numId w:val="1018"/>
+          <w:numId w:val="1017"/>
         </w:numPr>
       </w:pPr>
       <w:r>
-        <w:t xml:space="preserve">A computer-implemented method for orchestrating stateless AI agents across multi-phase expert workflows, comprising: inferring a current workflow phase for a feature by evaluating version control repository state including branch existence and file merge status, without querying a separate database; constructing an agent invocation payload comprising a programmatically-built system prompt, an externally-persisted conversation history, and context filtered from version control documents by a secondary language model; invoking an AI agent function with said payload; and returning the agent response to the calling layer without persisting agent state.</w:t>
+        <w:t xml:space="preserve">The method of claim 2, further comprising: after the agent produces output, evaluating the output through a plurality of independent enforcement gates that operate independently of prompt instructions provided to the AI agent; detecting when a required behavior did not occur in the agent output; and triggering the required behavior through platform-level correction regardless of the agent’s prompt compliance.</w:t>
       </w:r>
     </w:p>
     <w:p>
       <w:pPr>
         <w:numPr>
           <w:ilvl w:val="0"/>
-          <w:numId w:val="1018"/>
+          <w:numId w:val="1017"/>
         </w:numPr>
       </w:pPr>
       <w:r>
-        <w:t xml:space="preserve">A computer-implemented method for enforcing architectural coherence in AI-assisted multi-phase expert workflows, comprising: loading a specification artifact proposed by an AI agent; comparing the artifact against one or more upstream authoritative documents stored in a version control repository; blocking commitment of the artifact upon detecting a contradiction; surfacing the specific violated constraint to the human; re-reading the upstream document from the version control repository to verify any claimed update was committed; and permitting commitment of the artifact only after re-read verification confirms the update.</w:t>
+        <w:t xml:space="preserve">The method of claim 2, further comprising: detecting, by a downstream AI agent or by a platform enforcement gate, a blocking open question tagged with a type identifier indicating ownership by an upstream workflow phase; constructing an invocation payload for the upstream agent comprising the blocking question, relevant excerpts from the current draft specification, and the current conversation history; invoking the upstream agent within the current conversation thread; receiving a concrete answer proposal from the upstream agent; and resuming downstream specification shaping with the answer incorporated, without requiring human relay of the question between agents or conversation contexts.</w:t>
       </w:r>
     </w:p>
     <w:p>
       <w:pPr>
         <w:numPr>
           <w:ilvl w:val="0"/>
-          <w:numId w:val="1018"/>
+          <w:numId w:val="1017"/>
         </w:numPr>
       </w:pPr>
       <w:r>
-        <w:t xml:space="preserve">A computer-implemented method for multi-tenant AI agent deployment, comprising: externalizing all tenant-specific configuration to an environment-loaded workspace configuration object; referencing said configuration object for all tenant-specific values within agent, routing, and context-loading logic; and enforcing via continuous integration that no tenant-specific string literals appear in system source code, such that onboarding a new tenant requires no modification to system source code.</w:t>
+        <w:t xml:space="preserve">The non-transitory computer-readable medium of claim 3, wherein the instructions further cause the processors to implement a multi-tenant architecture wherein all tenant-specific coordinates are loaded from an environment configuration object at startup, no tenant-specific literals appear in platform source code, and a continuous integration mechanism enforces this constraint on every code change.</w:t>
       </w:r>
     </w:p>
     <w:p>
       <w:pPr>
         <w:numPr>
           <w:ilvl w:val="0"/>
-          <w:numId w:val="1018"/>
+          <w:numId w:val="1017"/>
         </w:numPr>
       </w:pPr>
       <w:r>
-        <w:t xml:space="preserve">A computer-implemented method for deterministic enforcement of AI agent behavior in multi-phase expert workflows, comprising: invoking an AI agent function with a prompt containing behavioral instructions; after the agent produces output, evaluating the output through a plurality of independent enforcement gates that operate independently of the prompt instructions; detecting when a required behavior did not occur in the agent output; and triggering the required behavior through platform-level correction regardless of the agent’s prompt compliance.</w:t>
+        <w:t xml:space="preserve">The non-transitory computer-readable medium of claim 3, wherein the instructions further cause the processors to implement proactive phase orchestration comprising: a monitoring module that periodically evaluates version control repository state to detect phase completion and readiness for phase transition across all active workflow items; a notification module that proactively surfaces phase transition readiness to the appropriate human stakeholder without requiring an explicit human query; a handoff gate that scans outgoing specification artifacts for unresolved open questions and prevents phase transition until all questions are resolved; and a canonical routing table that serves as the sole authoritative mapping of workflow phases to agent handlers.</w:t>
       </w:r>
     </w:p>
     <w:p>
       <w:pPr>
         <w:numPr>
           <w:ilvl w:val="0"/>
-          <w:numId w:val="1018"/>
+          <w:numId w:val="1017"/>
         </w:numPr>
       </w:pPr>
       <w:r>
-        <w:t xml:space="preserve">A computer-implemented method for cross-phase escalation in a multi-agent workflow system, comprising: detecting, by a downstream AI agent or by a platform enforcement gate, a blocking open question tagged with a type identifier indicating ownership by an upstream workflow phase; constructing an invocation payload for the upstream agent comprising the blocking question, relevant excerpts from the current draft specification, and the current conversation history; invoking the upstream agent within the current conversation thread; receiving a concrete answer proposal from the upstream agent; and resuming downstream specification shaping with the answer incorporated, without requiring human relay of the question between agents or conversation contexts.</w:t>
-      </w:r>
-    </w:p>
-    <w:p>
-      <w:pPr>
-        <w:numPr>
-          <w:ilvl w:val="0"/>
-          <w:numId w:val="1018"/>
-        </w:numPr>
-      </w:pPr>
-      <w:r>
-        <w:t xml:space="preserve">A computer-implemented method for closed-loop outcome-driven adaptation of AI agent behavior, comprising: deploying artifacts produced by a multi-phase agent workflow to a production environment; collecting production outcome metrics from the deployed artifacts; attributing the outcome metrics to specific decisions in the specification chain via version-control audit trail; adjusting agent behavioral parameters based on the attributed outcomes; and applying the adjusted parameters to subsequent agent invocations such that the system self-improves without human intervention.</w:t>
-      </w:r>
-    </w:p>
-    <w:bookmarkEnd w:id="36"/>
-    <w:bookmarkStart w:id="37" w:name="computer-readable-medium-claims"/>
-    <w:p>
-      <w:pPr>
-        <w:pStyle w:val="Heading3"/>
-      </w:pPr>
-      <w:r>
-        <w:t xml:space="preserve">Computer-Readable Medium Claims</w:t>
-      </w:r>
-    </w:p>
-    <w:p>
-      <w:pPr>
-        <w:numPr>
-          <w:ilvl w:val="0"/>
-          <w:numId w:val="1019"/>
-        </w:numPr>
-      </w:pPr>
-      <w:r>
-        <w:t xml:space="preserve">A non-transitory computer-readable medium storing instructions that, when executed by one or more processors, implement a system for orchestrating stateless AI agents across multi-phase expert workflows, the instructions causing the processors to: infer workflow phase from version control repository state without reference to a separate database; construct per-invocation agent payloads comprising programmatically-built system prompts, externally-persisted conversation histories, and relevance-filtered version control context; invoke AI agent functions statelessly; detect conflicts between specification artifacts and upstream authoritative documents synchronously before committing artifacts to the version control repository; and verify agent behavior compliance through deterministic platform enforcement gates operating independently of prompt instructions.</w:t>
-      </w:r>
-    </w:p>
-    <w:p>
-      <w:pPr>
-        <w:numPr>
-          <w:ilvl w:val="0"/>
-          <w:numId w:val="1019"/>
-        </w:numPr>
-      </w:pPr>
-      <w:r>
-        <w:t xml:space="preserve">A non-transitory computer-readable medium storing instructions that, when executed, implement a multi-tenant AI agent orchestration platform wherein all tenant-specific coordinates are loaded from an environment configuration object at startup, no tenant-specific literals appear in platform source code, a continuous integration mechanism enforces this constraint on every code change, and deterministic enforcement gates verify agent compliance with product-domain constraints including specification adherence, brand consistency, and cross-phase artifact coherence.</w:t>
-      </w:r>
-    </w:p>
-    <w:p>
-      <w:pPr>
-        <w:numPr>
-          <w:ilvl w:val="0"/>
-          <w:numId w:val="1019"/>
-        </w:numPr>
-      </w:pPr>
-      <w:r>
-        <w:t xml:space="preserve">A non-transitory computer-readable medium storing instructions that, when executed, implement a system for proactive phase orchestration in a multi-agent expert workflow platform, comprising: a monitoring module that periodically evaluates version control repository state to detect phase completion and readiness for phase transition across all active workflow items; a notification module that proactively surfaces phase transition readiness to the appropriate human stakeholder without requiring an explicit human query; a handoff gate that scans outgoing specification artifacts for unresolved open questions and prevents phase transition until all questions are resolved; a stall detector that identifies workflow items with no activity beyond a configurable threshold and surfaces stall notifications to the responsible human; and a canonical routing table that serves as the sole authoritative mapping of workflow phases to agent handlers.</w:t>
+        <w:t xml:space="preserve">The system of claim 7, wherein the production outcome metrics include one or more of: user adoption rates, revenue impact, deployment reliability, customer acquisition metrics, engagement metrics, and retention metrics, and wherein the behavioral parameter adjustment module adjusts one or more of: rubric criteria weights, agent persona emphasis, context injection priority, and escalation sensitivity thresholds.</w:t>
       </w:r>
     </w:p>
     <w:p>
@@ -3921,27 +3824,27 @@
         </w:pict>
       </w:r>
     </w:p>
+    <w:bookmarkEnd w:id="35"/>
+    <w:bookmarkEnd w:id="36"/>
+    <w:bookmarkStart w:id="37" w:name="abstract"/>
+    <w:p>
+      <w:pPr>
+        <w:pStyle w:val="Heading2"/>
+      </w:pPr>
+      <w:r>
+        <w:t xml:space="preserve">Abstract</w:t>
+      </w:r>
+    </w:p>
+    <w:p>
+      <w:pPr>
+        <w:pStyle w:val="FirstParagraph"/>
+      </w:pPr>
+      <w:r>
+        <w:t xml:space="preserve">A system and method for orchestrating stateless AI agents across multi-phase expert workflows using version control as the sole state store, wherein workflow phases are inferred from branch and file state without a separate database, agents receive fresh relevance-filtered context on each stateless invocation, specification artifacts are validated synchronously against upstream documents with re-read verification, deterministic platform enforcement gates verify agent behavior compliance independently of prompt instructions, a cross-phase escalation protocol enables downstream agents to invoke upstream agents within the current conversation thread, production outcome metrics feed back into agent behavioral parameters via closed-loop adaptation, multiple domain-specific specification chains compose through typed handoff interfaces, and the platform autonomously generates new agent configurations including enforcement rules without code changes, applicable to any domain requiring coordinated multi-phase expert workflows.</w:t>
+      </w:r>
+    </w:p>
     <w:bookmarkEnd w:id="37"/>
     <w:bookmarkEnd w:id="38"/>
-    <w:bookmarkStart w:id="39" w:name="abstract"/>
-    <w:p>
-      <w:pPr>
-        <w:pStyle w:val="Heading2"/>
-      </w:pPr>
-      <w:r>
-        <w:t xml:space="preserve">Abstract</w:t>
-      </w:r>
-    </w:p>
-    <w:p>
-      <w:pPr>
-        <w:pStyle w:val="FirstParagraph"/>
-      </w:pPr>
-      <w:r>
-        <w:t xml:space="preserve">A system and method for orchestrating stateless AI agents across multi-phase expert workflows using version control as the sole state store, wherein workflow phases are inferred from branch and file state without a separate database, agents receive fresh relevance-filtered context on each stateless invocation, specification artifacts are validated synchronously against upstream documents with re-read verification, deterministic platform enforcement gates verify agent behavior compliance independently of prompt instructions, a cross-phase escalation protocol enables downstream agents to invoke upstream agents within the current conversation thread, production outcome metrics feed back into agent behavioral parameters via closed-loop adaptation, multiple domain-specific specification chains compose through typed handoff interfaces, and the platform autonomously generates new agent configurations including enforcement rules without code changes, applicable to any domain requiring coordinated multi-phase expert workflows.</w:t>
-      </w:r>
-    </w:p>
-    <w:bookmarkEnd w:id="39"/>
-    <w:bookmarkEnd w:id="40"/>
     <w:sectPr>
       <w:pgSz w:h="15840" w:w="12240"/>
       <w:pgMar w:bottom="1440" w:footer="720" w:gutter="0" w:header="720" w:left="1800" w:right="1800" w:top="1440"/>
@@ -4412,11 +4315,11 @@
       </w:rPr>
     </w:lvl>
   </w:abstractNum>
-  <w:abstractNum w:abstractNumId="99417">
-    <w:nsid w:val="00A99417"/>
+  <w:abstractNum w:abstractNumId="99414">
+    <w:nsid w:val="00A99414"/>
     <w:multiLevelType w:val="multilevel"/>
     <w:lvl w:ilvl="0">
-      <w:start w:val="7"/>
+      <w:start w:val="4"/>
       <w:numFmt w:val="decimal"/>
       <w:lvlText w:val="%1."/>
       <w:lvlJc w:val="left"/>
@@ -4425,7 +4328,7 @@
       </w:pPr>
     </w:lvl>
     <w:lvl w:ilvl="1">
-      <w:start w:val="7"/>
+      <w:start w:val="4"/>
       <w:numFmt w:val="decimal"/>
       <w:lvlText w:val="%2."/>
       <w:lvlJc w:val="left"/>
@@ -4434,7 +4337,7 @@
       </w:pPr>
     </w:lvl>
     <w:lvl w:ilvl="2">
-      <w:start w:val="7"/>
+      <w:start w:val="4"/>
       <w:numFmt w:val="decimal"/>
       <w:lvlText w:val="%3."/>
       <w:lvlJc w:val="left"/>
@@ -4443,7 +4346,7 @@
       </w:pPr>
     </w:lvl>
     <w:lvl w:ilvl="3">
-      <w:start w:val="7"/>
+      <w:start w:val="4"/>
       <w:numFmt w:val="decimal"/>
       <w:lvlText w:val="%4."/>
       <w:lvlJc w:val="left"/>
@@ -4452,7 +4355,7 @@
       </w:pPr>
     </w:lvl>
     <w:lvl w:ilvl="4">
-      <w:start w:val="7"/>
+      <w:start w:val="4"/>
       <w:numFmt w:val="decimal"/>
       <w:lvlText w:val="%5."/>
       <w:lvlJc w:val="left"/>
@@ -4461,7 +4364,7 @@
       </w:pPr>
     </w:lvl>
     <w:lvl w:ilvl="5">
-      <w:start w:val="7"/>
+      <w:start w:val="4"/>
       <w:numFmt w:val="decimal"/>
       <w:lvlText w:val="%6."/>
       <w:lvlJc w:val="left"/>
@@ -4470,7 +4373,7 @@
       </w:pPr>
     </w:lvl>
     <w:lvl w:ilvl="6">
-      <w:start w:val="7"/>
+      <w:start w:val="4"/>
       <w:numFmt w:val="decimal"/>
       <w:lvlText w:val="%7."/>
       <w:lvlJc w:val="left"/>
@@ -4479,7 +4382,7 @@
       </w:pPr>
     </w:lvl>
     <w:lvl w:ilvl="7">
-      <w:start w:val="7"/>
+      <w:start w:val="4"/>
       <w:numFmt w:val="decimal"/>
       <w:lvlText w:val="%8."/>
       <w:lvlJc w:val="left"/>
@@ -4488,177 +4391,7 @@
       </w:pPr>
     </w:lvl>
     <w:lvl w:ilvl="8">
-      <w:start w:val="7"/>
-      <w:numFmt w:val="decimal"/>
-      <w:lvlText w:val="%9."/>
-      <w:lvlJc w:val="left"/>
-      <w:pPr>
-        <w:ind w:left="6480" w:hanging="360"/>
-      </w:pPr>
-    </w:lvl>
-  </w:abstractNum>
-  <w:abstractNum w:abstractNumId="994119">
-    <w:nsid w:val="0A994119"/>
-    <w:multiLevelType w:val="multilevel"/>
-    <w:lvl w:ilvl="0">
-      <w:start w:val="19"/>
-      <w:numFmt w:val="decimal"/>
-      <w:lvlText w:val="%1."/>
-      <w:lvlJc w:val="left"/>
-      <w:pPr>
-        <w:ind w:left="720" w:hanging="360"/>
-      </w:pPr>
-    </w:lvl>
-    <w:lvl w:ilvl="1">
-      <w:start w:val="19"/>
-      <w:numFmt w:val="decimal"/>
-      <w:lvlText w:val="%2."/>
-      <w:lvlJc w:val="left"/>
-      <w:pPr>
-        <w:ind w:left="1440" w:hanging="360"/>
-      </w:pPr>
-    </w:lvl>
-    <w:lvl w:ilvl="2">
-      <w:start w:val="19"/>
-      <w:numFmt w:val="decimal"/>
-      <w:lvlText w:val="%3."/>
-      <w:lvlJc w:val="left"/>
-      <w:pPr>
-        <w:ind w:left="2160" w:hanging="360"/>
-      </w:pPr>
-    </w:lvl>
-    <w:lvl w:ilvl="3">
-      <w:start w:val="19"/>
-      <w:numFmt w:val="decimal"/>
-      <w:lvlText w:val="%4."/>
-      <w:lvlJc w:val="left"/>
-      <w:pPr>
-        <w:ind w:left="2880" w:hanging="360"/>
-      </w:pPr>
-    </w:lvl>
-    <w:lvl w:ilvl="4">
-      <w:start w:val="19"/>
-      <w:numFmt w:val="decimal"/>
-      <w:lvlText w:val="%5."/>
-      <w:lvlJc w:val="left"/>
-      <w:pPr>
-        <w:ind w:left="3600" w:hanging="360"/>
-      </w:pPr>
-    </w:lvl>
-    <w:lvl w:ilvl="5">
-      <w:start w:val="19"/>
-      <w:numFmt w:val="decimal"/>
-      <w:lvlText w:val="%6."/>
-      <w:lvlJc w:val="left"/>
-      <w:pPr>
-        <w:ind w:left="4320" w:hanging="360"/>
-      </w:pPr>
-    </w:lvl>
-    <w:lvl w:ilvl="6">
-      <w:start w:val="19"/>
-      <w:numFmt w:val="decimal"/>
-      <w:lvlText w:val="%7."/>
-      <w:lvlJc w:val="left"/>
-      <w:pPr>
-        <w:ind w:left="5040" w:hanging="360"/>
-      </w:pPr>
-    </w:lvl>
-    <w:lvl w:ilvl="7">
-      <w:start w:val="19"/>
-      <w:numFmt w:val="decimal"/>
-      <w:lvlText w:val="%8."/>
-      <w:lvlJc w:val="left"/>
-      <w:pPr>
-        <w:ind w:left="5760" w:hanging="360"/>
-      </w:pPr>
-    </w:lvl>
-    <w:lvl w:ilvl="8">
-      <w:start w:val="19"/>
-      <w:numFmt w:val="decimal"/>
-      <w:lvlText w:val="%9."/>
-      <w:lvlJc w:val="left"/>
-      <w:pPr>
-        <w:ind w:left="6480" w:hanging="360"/>
-      </w:pPr>
-    </w:lvl>
-  </w:abstractNum>
-  <w:abstractNum w:abstractNumId="994125">
-    <w:nsid w:val="0A994125"/>
-    <w:multiLevelType w:val="multilevel"/>
-    <w:lvl w:ilvl="0">
-      <w:start w:val="25"/>
-      <w:numFmt w:val="decimal"/>
-      <w:lvlText w:val="%1."/>
-      <w:lvlJc w:val="left"/>
-      <w:pPr>
-        <w:ind w:left="720" w:hanging="360"/>
-      </w:pPr>
-    </w:lvl>
-    <w:lvl w:ilvl="1">
-      <w:start w:val="25"/>
-      <w:numFmt w:val="decimal"/>
-      <w:lvlText w:val="%2."/>
-      <w:lvlJc w:val="left"/>
-      <w:pPr>
-        <w:ind w:left="1440" w:hanging="360"/>
-      </w:pPr>
-    </w:lvl>
-    <w:lvl w:ilvl="2">
-      <w:start w:val="25"/>
-      <w:numFmt w:val="decimal"/>
-      <w:lvlText w:val="%3."/>
-      <w:lvlJc w:val="left"/>
-      <w:pPr>
-        <w:ind w:left="2160" w:hanging="360"/>
-      </w:pPr>
-    </w:lvl>
-    <w:lvl w:ilvl="3">
-      <w:start w:val="25"/>
-      <w:numFmt w:val="decimal"/>
-      <w:lvlText w:val="%4."/>
-      <w:lvlJc w:val="left"/>
-      <w:pPr>
-        <w:ind w:left="2880" w:hanging="360"/>
-      </w:pPr>
-    </w:lvl>
-    <w:lvl w:ilvl="4">
-      <w:start w:val="25"/>
-      <w:numFmt w:val="decimal"/>
-      <w:lvlText w:val="%5."/>
-      <w:lvlJc w:val="left"/>
-      <w:pPr>
-        <w:ind w:left="3600" w:hanging="360"/>
-      </w:pPr>
-    </w:lvl>
-    <w:lvl w:ilvl="5">
-      <w:start w:val="25"/>
-      <w:numFmt w:val="decimal"/>
-      <w:lvlText w:val="%6."/>
-      <w:lvlJc w:val="left"/>
-      <w:pPr>
-        <w:ind w:left="4320" w:hanging="360"/>
-      </w:pPr>
-    </w:lvl>
-    <w:lvl w:ilvl="6">
-      <w:start w:val="25"/>
-      <w:numFmt w:val="decimal"/>
-      <w:lvlText w:val="%7."/>
-      <w:lvlJc w:val="left"/>
-      <w:pPr>
-        <w:ind w:left="5040" w:hanging="360"/>
-      </w:pPr>
-    </w:lvl>
-    <w:lvl w:ilvl="7">
-      <w:start w:val="25"/>
-      <w:numFmt w:val="decimal"/>
-      <w:lvlText w:val="%8."/>
-      <w:lvlJc w:val="left"/>
-      <w:pPr>
-        <w:ind w:left="5760" w:hanging="360"/>
-      </w:pPr>
-    </w:lvl>
-    <w:lvl w:ilvl="8">
-      <w:start w:val="25"/>
+      <w:start w:val="4"/>
       <w:numFmt w:val="decimal"/>
       <w:lvlText w:val="%9."/>
       <w:lvlJc w:val="left"/>
@@ -4962,93 +4695,33 @@
     </w:lvlOverride>
   </w:num>
   <w:num w:numId="1017">
-    <w:abstractNumId w:val="99417"/>
+    <w:abstractNumId w:val="99414"/>
     <w:lvlOverride w:ilvl="0">
-      <w:startOverride w:val="7"/>
+      <w:startOverride w:val="4"/>
     </w:lvlOverride>
     <w:lvlOverride w:ilvl="1">
-      <w:startOverride w:val="7"/>
+      <w:startOverride w:val="4"/>
     </w:lvlOverride>
     <w:lvlOverride w:ilvl="2">
-      <w:startOverride w:val="7"/>
+      <w:startOverride w:val="4"/>
     </w:lvlOverride>
     <w:lvlOverride w:ilvl="3">
-      <w:startOverride w:val="7"/>
+      <w:startOverride w:val="4"/>
     </w:lvlOverride>
     <w:lvlOverride w:ilvl="4">
-      <w:startOverride w:val="7"/>
+      <w:startOverride w:val="4"/>
     </w:lvlOverride>
     <w:lvlOverride w:ilvl="5">
-      <w:startOverride w:val="7"/>
+      <w:startOverride w:val="4"/>
     </w:lvlOverride>
     <w:lvlOverride w:ilvl="6">
-      <w:startOverride w:val="7"/>
+      <w:startOverride w:val="4"/>
     </w:lvlOverride>
     <w:lvlOverride w:ilvl="7">
-      <w:startOverride w:val="7"/>
+      <w:startOverride w:val="4"/>
     </w:lvlOverride>
     <w:lvlOverride w:ilvl="8">
-      <w:startOverride w:val="7"/>
-    </w:lvlOverride>
-  </w:num>
-  <w:num w:numId="1018">
-    <w:abstractNumId w:val="994119"/>
-    <w:lvlOverride w:ilvl="0">
-      <w:startOverride w:val="19"/>
-    </w:lvlOverride>
-    <w:lvlOverride w:ilvl="1">
-      <w:startOverride w:val="19"/>
-    </w:lvlOverride>
-    <w:lvlOverride w:ilvl="2">
-      <w:startOverride w:val="19"/>
-    </w:lvlOverride>
-    <w:lvlOverride w:ilvl="3">
-      <w:startOverride w:val="19"/>
-    </w:lvlOverride>
-    <w:lvlOverride w:ilvl="4">
-      <w:startOverride w:val="19"/>
-    </w:lvlOverride>
-    <w:lvlOverride w:ilvl="5">
-      <w:startOverride w:val="19"/>
-    </w:lvlOverride>
-    <w:lvlOverride w:ilvl="6">
-      <w:startOverride w:val="19"/>
-    </w:lvlOverride>
-    <w:lvlOverride w:ilvl="7">
-      <w:startOverride w:val="19"/>
-    </w:lvlOverride>
-    <w:lvlOverride w:ilvl="8">
-      <w:startOverride w:val="19"/>
-    </w:lvlOverride>
-  </w:num>
-  <w:num w:numId="1019">
-    <w:abstractNumId w:val="994125"/>
-    <w:lvlOverride w:ilvl="0">
-      <w:startOverride w:val="25"/>
-    </w:lvlOverride>
-    <w:lvlOverride w:ilvl="1">
-      <w:startOverride w:val="25"/>
-    </w:lvlOverride>
-    <w:lvlOverride w:ilvl="2">
-      <w:startOverride w:val="25"/>
-    </w:lvlOverride>
-    <w:lvlOverride w:ilvl="3">
-      <w:startOverride w:val="25"/>
-    </w:lvlOverride>
-    <w:lvlOverride w:ilvl="4">
-      <w:startOverride w:val="25"/>
-    </w:lvlOverride>
-    <w:lvlOverride w:ilvl="5">
-      <w:startOverride w:val="25"/>
-    </w:lvlOverride>
-    <w:lvlOverride w:ilvl="6">
-      <w:startOverride w:val="25"/>
-    </w:lvlOverride>
-    <w:lvlOverride w:ilvl="7">
-      <w:startOverride w:val="25"/>
-    </w:lvlOverride>
-    <w:lvlOverride w:ilvl="8">
-      <w:startOverride w:val="25"/>
+      <w:startOverride w:val="4"/>
     </w:lvlOverride>
   </w:num>
 </w:numbering>
